--- a/output/第10期介護保険事業計画_骨子案.docx
+++ b/output/第10期介護保険事業計画_骨子案.docx
@@ -8015,7 +8015,640 @@
           <w:b w:val="0"/>
           <w:sz w:val="17"/>
         </w:rPr>
-        <w:t>第2段階の基本ケースは、利用率と受給者1人当たりの利用日数・回数を令和7年度の値で固定したものです。低位・標準・高位の3シナリオは、利用率と利用日数・回数の置き方をご決定いただいた後に算定します（第10節No.7）。</w:t>
+        <w:t>第2段階の基本ケースは、利用率と受給者1人当たりの利用日数・回数を令和7年度の値で固定したものです。この基本ケースを標準とする低位・標準・高位の3シナリオを別冊「将来推計 需要3シナリオの感度表」（8シート）に示しています。計画本文に載せる採用値は標準とすることを受託者案とし、低位・高位は保険料の感応度の確認に用います（第10節No.7）。</w:t>
+      </w:r>
+    </w:p>
+    <w:p>
+      <w:pPr>
+        <w:spacing w:after="80"/>
+      </w:pPr>
+      <w:r>
+        <w:rPr>
+          <w:rFonts w:ascii="游ゴシック" w:hAnsi="游ゴシック" w:eastAsia="游ゴシック"/>
+          <w:b w:val="0"/>
+          <w:sz w:val="21"/>
+        </w:rPr>
+      </w:r>
+    </w:p>
+    <w:p>
+      <w:pPr>
+        <w:keepNext/>
+        <w:spacing w:after="60"/>
+      </w:pPr>
+      <w:r>
+        <w:rPr>
+          <w:rFonts w:ascii="游ゴシック" w:hAnsi="游ゴシック" w:eastAsia="游ゴシック"/>
+          <w:b/>
+          <w:sz w:val="20"/>
+        </w:rPr>
+        <w:t>【令和11年度の見込量の幅（3シナリオ）】</w:t>
+      </w:r>
+    </w:p>
+    <w:p>
+      <w:pPr>
+        <w:keepNext/>
+        <w:spacing w:after="20"/>
+        <w:jc w:val="right"/>
+      </w:pPr>
+      <w:r>
+        <w:rPr>
+          <w:rFonts w:ascii="游ゴシック" w:hAnsi="游ゴシック" w:eastAsia="游ゴシック"/>
+          <w:b w:val="0"/>
+          <w:sz w:val="17"/>
+        </w:rPr>
+        <w:t>単位：人／月、訪問介護のみ回／月</w:t>
+      </w:r>
+    </w:p>
+    <w:tbl>
+      <w:tblPr>
+        <w:tblStyle w:val="TableGrid"/>
+        <w:tblW w:type="auto" w:w="0"/>
+        <w:jc w:val="center"/>
+        <w:tblLook w:firstColumn="1" w:firstRow="1" w:lastColumn="0" w:lastRow="0" w:noHBand="0" w:noVBand="1" w:val="04A0"/>
+        <w:tblCellMar>
+          <w:top w:w="34" w:type="dxa"/>
+          <w:left w:w="68" w:type="dxa"/>
+          <w:bottom w:w="34" w:type="dxa"/>
+          <w:right w:w="68" w:type="dxa"/>
+        </w:tblCellMar>
+      </w:tblPr>
+      <w:tblGrid>
+        <w:gridCol w:w="1950"/>
+        <w:gridCol w:w="1950"/>
+        <w:gridCol w:w="1950"/>
+        <w:gridCol w:w="1950"/>
+        <w:gridCol w:w="1950"/>
+      </w:tblGrid>
+      <w:tr>
+        <w:trPr>
+          <w:cantSplit/>
+          <w:tblHeader/>
+        </w:trPr>
+        <w:tc>
+          <w:tcPr>
+            <w:tcW w:type="dxa" w:w="2835"/>
+            <w:vAlign w:val="center"/>
+            <w:shd w:val="clear" w:color="auto" w:fill="F2F2F2"/>
+          </w:tcPr>
+          <w:p>
+            <w:pPr>
+              <w:spacing w:before="20" w:after="20"/>
+              <w:jc w:val="center"/>
+            </w:pPr>
+            <w:r/>
+            <w:r>
+              <w:rPr>
+                <w:rFonts w:ascii="游ゴシック" w:hAnsi="游ゴシック" w:eastAsia="游ゴシック"/>
+                <w:b/>
+                <w:sz w:val="18"/>
+              </w:rPr>
+              <w:t>区分</w:t>
+            </w:r>
+          </w:p>
+        </w:tc>
+        <w:tc>
+          <w:tcPr>
+            <w:tcW w:type="dxa" w:w="1474"/>
+            <w:vAlign w:val="center"/>
+            <w:shd w:val="clear" w:color="auto" w:fill="F2F2F2"/>
+          </w:tcPr>
+          <w:p>
+            <w:pPr>
+              <w:spacing w:before="20" w:after="20"/>
+              <w:jc w:val="center"/>
+            </w:pPr>
+            <w:r/>
+            <w:r>
+              <w:rPr>
+                <w:rFonts w:ascii="游ゴシック" w:hAnsi="游ゴシック" w:eastAsia="游ゴシック"/>
+                <w:b/>
+                <w:sz w:val="18"/>
+              </w:rPr>
+              <w:t>低位</w:t>
+            </w:r>
+          </w:p>
+        </w:tc>
+        <w:tc>
+          <w:tcPr>
+            <w:tcW w:type="dxa" w:w="1474"/>
+            <w:vAlign w:val="center"/>
+            <w:shd w:val="clear" w:color="auto" w:fill="F2F2F2"/>
+          </w:tcPr>
+          <w:p>
+            <w:pPr>
+              <w:spacing w:before="20" w:after="20"/>
+              <w:jc w:val="center"/>
+            </w:pPr>
+            <w:r/>
+            <w:r>
+              <w:rPr>
+                <w:rFonts w:ascii="游ゴシック" w:hAnsi="游ゴシック" w:eastAsia="游ゴシック"/>
+                <w:b/>
+                <w:sz w:val="18"/>
+              </w:rPr>
+              <w:t>標準</w:t>
+            </w:r>
+          </w:p>
+        </w:tc>
+        <w:tc>
+          <w:tcPr>
+            <w:tcW w:type="dxa" w:w="1474"/>
+            <w:vAlign w:val="center"/>
+            <w:shd w:val="clear" w:color="auto" w:fill="F2F2F2"/>
+          </w:tcPr>
+          <w:p>
+            <w:pPr>
+              <w:spacing w:before="20" w:after="20"/>
+              <w:jc w:val="center"/>
+            </w:pPr>
+            <w:r/>
+            <w:r>
+              <w:rPr>
+                <w:rFonts w:ascii="游ゴシック" w:hAnsi="游ゴシック" w:eastAsia="游ゴシック"/>
+                <w:b/>
+                <w:sz w:val="18"/>
+              </w:rPr>
+              <w:t>高位</w:t>
+            </w:r>
+          </w:p>
+        </w:tc>
+        <w:tc>
+          <w:tcPr>
+            <w:tcW w:type="dxa" w:w="2494"/>
+            <w:vAlign w:val="center"/>
+            <w:shd w:val="clear" w:color="auto" w:fill="F2F2F2"/>
+          </w:tcPr>
+          <w:p>
+            <w:pPr>
+              <w:spacing w:before="20" w:after="20"/>
+              <w:jc w:val="center"/>
+            </w:pPr>
+            <w:r/>
+            <w:r>
+              <w:rPr>
+                <w:rFonts w:ascii="游ゴシック" w:hAnsi="游ゴシック" w:eastAsia="游ゴシック"/>
+                <w:b/>
+                <w:sz w:val="18"/>
+              </w:rPr>
+              <w:t>標準からの幅</w:t>
+            </w:r>
+          </w:p>
+        </w:tc>
+      </w:tr>
+      <w:tr>
+        <w:trPr>
+          <w:cantSplit/>
+        </w:trPr>
+        <w:tc>
+          <w:tcPr>
+            <w:tcW w:type="dxa" w:w="2835"/>
+            <w:vAlign w:val="center"/>
+          </w:tcPr>
+          <w:p>
+            <w:pPr>
+              <w:spacing w:before="20" w:after="20"/>
+            </w:pPr>
+            <w:r/>
+            <w:r>
+              <w:rPr>
+                <w:rFonts w:ascii="游ゴシック" w:hAnsi="游ゴシック" w:eastAsia="游ゴシック"/>
+                <w:sz w:val="18"/>
+              </w:rPr>
+              <w:t>在宅サービスの利用者数</w:t>
+            </w:r>
+          </w:p>
+        </w:tc>
+        <w:tc>
+          <w:tcPr>
+            <w:tcW w:type="dxa" w:w="1474"/>
+            <w:vAlign w:val="center"/>
+          </w:tcPr>
+          <w:p>
+            <w:pPr>
+              <w:spacing w:before="20" w:after="20"/>
+              <w:jc w:val="center"/>
+            </w:pPr>
+            <w:r/>
+            <w:r>
+              <w:rPr>
+                <w:rFonts w:ascii="游ゴシック" w:hAnsi="游ゴシック" w:eastAsia="游ゴシック"/>
+                <w:sz w:val="18"/>
+              </w:rPr>
+              <w:t>1,027</w:t>
+            </w:r>
+          </w:p>
+        </w:tc>
+        <w:tc>
+          <w:tcPr>
+            <w:tcW w:type="dxa" w:w="1474"/>
+            <w:vAlign w:val="center"/>
+          </w:tcPr>
+          <w:p>
+            <w:pPr>
+              <w:spacing w:before="20" w:after="20"/>
+              <w:jc w:val="center"/>
+            </w:pPr>
+            <w:r/>
+            <w:r>
+              <w:rPr>
+                <w:rFonts w:ascii="游ゴシック" w:hAnsi="游ゴシック" w:eastAsia="游ゴシック"/>
+                <w:sz w:val="18"/>
+              </w:rPr>
+              <w:t>1,027</w:t>
+            </w:r>
+          </w:p>
+        </w:tc>
+        <w:tc>
+          <w:tcPr>
+            <w:tcW w:type="dxa" w:w="1474"/>
+            <w:vAlign w:val="center"/>
+          </w:tcPr>
+          <w:p>
+            <w:pPr>
+              <w:spacing w:before="20" w:after="20"/>
+              <w:jc w:val="center"/>
+            </w:pPr>
+            <w:r/>
+            <w:r>
+              <w:rPr>
+                <w:rFonts w:ascii="游ゴシック" w:hAnsi="游ゴシック" w:eastAsia="游ゴシック"/>
+                <w:sz w:val="18"/>
+              </w:rPr>
+              <w:t>1,165</w:t>
+            </w:r>
+          </w:p>
+        </w:tc>
+        <w:tc>
+          <w:tcPr>
+            <w:tcW w:type="dxa" w:w="2494"/>
+            <w:vAlign w:val="center"/>
+          </w:tcPr>
+          <w:p>
+            <w:pPr>
+              <w:spacing w:before="20" w:after="20"/>
+              <w:jc w:val="center"/>
+            </w:pPr>
+            <w:r/>
+            <w:r>
+              <w:rPr>
+                <w:rFonts w:ascii="游ゴシック" w:hAnsi="游ゴシック" w:eastAsia="游ゴシック"/>
+                <w:sz w:val="18"/>
+              </w:rPr>
+              <w:t>＋0.0％ 〜 ＋13.5％</w:t>
+            </w:r>
+          </w:p>
+        </w:tc>
+      </w:tr>
+      <w:tr>
+        <w:trPr>
+          <w:cantSplit/>
+        </w:trPr>
+        <w:tc>
+          <w:tcPr>
+            <w:tcW w:type="dxa" w:w="2835"/>
+            <w:vAlign w:val="center"/>
+          </w:tcPr>
+          <w:p>
+            <w:pPr>
+              <w:spacing w:before="20" w:after="20"/>
+            </w:pPr>
+            <w:r/>
+            <w:r>
+              <w:rPr>
+                <w:rFonts w:ascii="游ゴシック" w:hAnsi="游ゴシック" w:eastAsia="游ゴシック"/>
+                <w:sz w:val="18"/>
+              </w:rPr>
+              <w:t>居住系サービスの利用者数</w:t>
+            </w:r>
+          </w:p>
+        </w:tc>
+        <w:tc>
+          <w:tcPr>
+            <w:tcW w:type="dxa" w:w="1474"/>
+            <w:vAlign w:val="center"/>
+          </w:tcPr>
+          <w:p>
+            <w:pPr>
+              <w:spacing w:before="20" w:after="20"/>
+              <w:jc w:val="center"/>
+            </w:pPr>
+            <w:r/>
+            <w:r>
+              <w:rPr>
+                <w:rFonts w:ascii="游ゴシック" w:hAnsi="游ゴシック" w:eastAsia="游ゴシック"/>
+                <w:sz w:val="18"/>
+              </w:rPr>
+              <w:t>131</w:t>
+            </w:r>
+          </w:p>
+        </w:tc>
+        <w:tc>
+          <w:tcPr>
+            <w:tcW w:type="dxa" w:w="1474"/>
+            <w:vAlign w:val="center"/>
+          </w:tcPr>
+          <w:p>
+            <w:pPr>
+              <w:spacing w:before="20" w:after="20"/>
+              <w:jc w:val="center"/>
+            </w:pPr>
+            <w:r/>
+            <w:r>
+              <w:rPr>
+                <w:rFonts w:ascii="游ゴシック" w:hAnsi="游ゴシック" w:eastAsia="游ゴシック"/>
+                <w:sz w:val="18"/>
+              </w:rPr>
+              <w:t>145</w:t>
+            </w:r>
+          </w:p>
+        </w:tc>
+        <w:tc>
+          <w:tcPr>
+            <w:tcW w:type="dxa" w:w="1474"/>
+            <w:vAlign w:val="center"/>
+          </w:tcPr>
+          <w:p>
+            <w:pPr>
+              <w:spacing w:before="20" w:after="20"/>
+              <w:jc w:val="center"/>
+            </w:pPr>
+            <w:r/>
+            <w:r>
+              <w:rPr>
+                <w:rFonts w:ascii="游ゴシック" w:hAnsi="游ゴシック" w:eastAsia="游ゴシック"/>
+                <w:sz w:val="18"/>
+              </w:rPr>
+              <w:t>153</w:t>
+            </w:r>
+          </w:p>
+        </w:tc>
+        <w:tc>
+          <w:tcPr>
+            <w:tcW w:type="dxa" w:w="2494"/>
+            <w:vAlign w:val="center"/>
+          </w:tcPr>
+          <w:p>
+            <w:pPr>
+              <w:spacing w:before="20" w:after="20"/>
+              <w:jc w:val="center"/>
+            </w:pPr>
+            <w:r/>
+            <w:r>
+              <w:rPr>
+                <w:rFonts w:ascii="游ゴシック" w:hAnsi="游ゴシック" w:eastAsia="游ゴシック"/>
+                <w:sz w:val="18"/>
+              </w:rPr>
+              <w:t>▲9.9％ 〜 ＋5.4％</w:t>
+            </w:r>
+          </w:p>
+        </w:tc>
+      </w:tr>
+      <w:tr>
+        <w:trPr>
+          <w:cantSplit/>
+        </w:trPr>
+        <w:tc>
+          <w:tcPr>
+            <w:tcW w:type="dxa" w:w="2835"/>
+            <w:vAlign w:val="center"/>
+          </w:tcPr>
+          <w:p>
+            <w:pPr>
+              <w:spacing w:before="20" w:after="20"/>
+            </w:pPr>
+            <w:r/>
+            <w:r>
+              <w:rPr>
+                <w:rFonts w:ascii="游ゴシック" w:hAnsi="游ゴシック" w:eastAsia="游ゴシック"/>
+                <w:sz w:val="18"/>
+              </w:rPr>
+              <w:t>施設サービスの利用者数</w:t>
+            </w:r>
+          </w:p>
+        </w:tc>
+        <w:tc>
+          <w:tcPr>
+            <w:tcW w:type="dxa" w:w="1474"/>
+            <w:vAlign w:val="center"/>
+          </w:tcPr>
+          <w:p>
+            <w:pPr>
+              <w:spacing w:before="20" w:after="20"/>
+              <w:jc w:val="center"/>
+            </w:pPr>
+            <w:r/>
+            <w:r>
+              <w:rPr>
+                <w:rFonts w:ascii="游ゴシック" w:hAnsi="游ゴシック" w:eastAsia="游ゴシック"/>
+                <w:sz w:val="18"/>
+              </w:rPr>
+              <w:t>293</w:t>
+            </w:r>
+          </w:p>
+        </w:tc>
+        <w:tc>
+          <w:tcPr>
+            <w:tcW w:type="dxa" w:w="1474"/>
+            <w:vAlign w:val="center"/>
+          </w:tcPr>
+          <w:p>
+            <w:pPr>
+              <w:spacing w:before="20" w:after="20"/>
+              <w:jc w:val="center"/>
+            </w:pPr>
+            <w:r/>
+            <w:r>
+              <w:rPr>
+                <w:rFonts w:ascii="游ゴシック" w:hAnsi="游ゴシック" w:eastAsia="游ゴシック"/>
+                <w:sz w:val="18"/>
+              </w:rPr>
+              <w:t>339</w:t>
+            </w:r>
+          </w:p>
+        </w:tc>
+        <w:tc>
+          <w:tcPr>
+            <w:tcW w:type="dxa" w:w="1474"/>
+            <w:vAlign w:val="center"/>
+          </w:tcPr>
+          <w:p>
+            <w:pPr>
+              <w:spacing w:before="20" w:after="20"/>
+              <w:jc w:val="center"/>
+            </w:pPr>
+            <w:r/>
+            <w:r>
+              <w:rPr>
+                <w:rFonts w:ascii="游ゴシック" w:hAnsi="游ゴシック" w:eastAsia="游ゴシック"/>
+                <w:sz w:val="18"/>
+              </w:rPr>
+              <w:t>357</w:t>
+            </w:r>
+          </w:p>
+        </w:tc>
+        <w:tc>
+          <w:tcPr>
+            <w:tcW w:type="dxa" w:w="2494"/>
+            <w:vAlign w:val="center"/>
+          </w:tcPr>
+          <w:p>
+            <w:pPr>
+              <w:spacing w:before="20" w:after="20"/>
+              <w:jc w:val="center"/>
+            </w:pPr>
+            <w:r/>
+            <w:r>
+              <w:rPr>
+                <w:rFonts w:ascii="游ゴシック" w:hAnsi="游ゴシック" w:eastAsia="游ゴシック"/>
+                <w:sz w:val="18"/>
+              </w:rPr>
+              <w:t>▲13.5％ 〜 ＋5.4％</w:t>
+            </w:r>
+          </w:p>
+        </w:tc>
+      </w:tr>
+      <w:tr>
+        <w:trPr>
+          <w:cantSplit/>
+        </w:trPr>
+        <w:tc>
+          <w:tcPr>
+            <w:tcW w:type="dxa" w:w="2835"/>
+            <w:vAlign w:val="center"/>
+          </w:tcPr>
+          <w:p>
+            <w:pPr>
+              <w:spacing w:before="20" w:after="20"/>
+            </w:pPr>
+            <w:r/>
+            <w:r>
+              <w:rPr>
+                <w:rFonts w:ascii="游ゴシック" w:hAnsi="游ゴシック" w:eastAsia="游ゴシック"/>
+                <w:sz w:val="18"/>
+              </w:rPr>
+              <w:t>訪問介護の見込量</w:t>
+            </w:r>
+          </w:p>
+        </w:tc>
+        <w:tc>
+          <w:tcPr>
+            <w:tcW w:type="dxa" w:w="1474"/>
+            <w:vAlign w:val="center"/>
+          </w:tcPr>
+          <w:p>
+            <w:pPr>
+              <w:spacing w:before="20" w:after="20"/>
+              <w:jc w:val="center"/>
+            </w:pPr>
+            <w:r/>
+            <w:r>
+              <w:rPr>
+                <w:rFonts w:ascii="游ゴシック" w:hAnsi="游ゴシック" w:eastAsia="游ゴシック"/>
+                <w:sz w:val="18"/>
+              </w:rPr>
+              <w:t>15,112</w:t>
+            </w:r>
+          </w:p>
+        </w:tc>
+        <w:tc>
+          <w:tcPr>
+            <w:tcW w:type="dxa" w:w="1474"/>
+            <w:vAlign w:val="center"/>
+          </w:tcPr>
+          <w:p>
+            <w:pPr>
+              <w:spacing w:before="20" w:after="20"/>
+              <w:jc w:val="center"/>
+            </w:pPr>
+            <w:r/>
+            <w:r>
+              <w:rPr>
+                <w:rFonts w:ascii="游ゴシック" w:hAnsi="游ゴシック" w:eastAsia="游ゴシック"/>
+                <w:sz w:val="18"/>
+              </w:rPr>
+              <w:t>15,645</w:t>
+            </w:r>
+          </w:p>
+        </w:tc>
+        <w:tc>
+          <w:tcPr>
+            <w:tcW w:type="dxa" w:w="1474"/>
+            <w:vAlign w:val="center"/>
+          </w:tcPr>
+          <w:p>
+            <w:pPr>
+              <w:spacing w:before="20" w:after="20"/>
+              <w:jc w:val="center"/>
+            </w:pPr>
+            <w:r/>
+            <w:r>
+              <w:rPr>
+                <w:rFonts w:ascii="游ゴシック" w:hAnsi="游ゴシック" w:eastAsia="游ゴシック"/>
+                <w:sz w:val="18"/>
+              </w:rPr>
+              <w:t>21,279</w:t>
+            </w:r>
+          </w:p>
+        </w:tc>
+        <w:tc>
+          <w:tcPr>
+            <w:tcW w:type="dxa" w:w="2494"/>
+            <w:vAlign w:val="center"/>
+          </w:tcPr>
+          <w:p>
+            <w:pPr>
+              <w:spacing w:before="20" w:after="20"/>
+              <w:jc w:val="center"/>
+            </w:pPr>
+            <w:r/>
+            <w:r>
+              <w:rPr>
+                <w:rFonts w:ascii="游ゴシック" w:hAnsi="游ゴシック" w:eastAsia="游ゴシック"/>
+                <w:sz w:val="18"/>
+              </w:rPr>
+              <w:t>▲3.4％ 〜 ＋36.0％</w:t>
+            </w:r>
+          </w:p>
+        </w:tc>
+      </w:tr>
+    </w:tbl>
+    <w:p>
+      <w:pPr>
+        <w:spacing w:after="40"/>
+      </w:pPr>
+      <w:r>
+        <w:rPr>
+          <w:rFonts w:ascii="游ゴシック" w:hAnsi="游ゴシック" w:eastAsia="游ゴシック"/>
+          <w:b w:val="0"/>
+          <w:sz w:val="12"/>
+        </w:rPr>
+      </w:r>
+    </w:p>
+    <w:p>
+      <w:pPr>
+        <w:spacing w:after="160"/>
+        <w:jc w:val="right"/>
+      </w:pPr>
+      <w:r>
+        <w:rPr>
+          <w:rFonts w:ascii="游ゴシック" w:hAnsi="游ゴシック" w:eastAsia="游ゴシック"/>
+          <w:b w:val="0"/>
+          <w:sz w:val="17"/>
+        </w:rPr>
+        <w:t>資料：将来推計 需要3シナリオの感度表</w:t>
+      </w:r>
+    </w:p>
+    <w:p>
+      <w:pPr>
+        <w:spacing w:after="160"/>
+      </w:pPr>
+      <w:r>
+        <w:rPr>
+          <w:rFonts w:ascii="游ゴシック" w:hAnsi="游ゴシック" w:eastAsia="游ゴシック"/>
+          <w:b w:val="0"/>
+          <w:sz w:val="17"/>
+        </w:rPr>
+        <w:t>低位・高位は、4つの前提を同時に片側へ置いた場合の上下限であり、統計的な区間ではありません。見込量を最も動かすのは受給者1人当たりの利用日数・回数です。在宅は4つの前提がいずれも上向きに働くため、低位が標準と一致します。</w:t>
       </w:r>
     </w:p>
     <w:p>
@@ -13072,7 +13705,7 @@
                 <w:rFonts w:ascii="游ゴシック" w:hAnsi="游ゴシック" w:eastAsia="游ゴシック"/>
                 <w:sz w:val="18"/>
               </w:rPr>
-              <w:t>利用率と1人当たり利用日数・回数の置き方</w:t>
+              <w:t>利用率と1人当たり利用日数・回数の置き方（採用値のシナリオ）</w:t>
             </w:r>
           </w:p>
         </w:tc>
@@ -13091,7 +13724,7 @@
                 <w:rFonts w:ascii="游ゴシック" w:hAnsi="游ゴシック" w:eastAsia="游ゴシック"/>
                 <w:sz w:val="18"/>
               </w:rPr>
-              <w:t>第6章第2節の見込量。低位・標準・高位の3シナリオ</w:t>
+              <w:t>第6章第2節の見込量。受託者案は標準（基本ケース）。別冊の感度表07シートのとおり</w:t>
             </w:r>
           </w:p>
         </w:tc>

--- a/output/第10期介護保険事業計画_骨子案.docx
+++ b/output/第10期介護保険事業計画_骨子案.docx
@@ -6415,7 +6415,7 @@
                 <w:rFonts w:ascii="游ゴシック" w:hAnsi="游ゴシック" w:eastAsia="游ゴシック"/>
                 <w:sz w:val="18"/>
               </w:rPr>
-              <w:t>事業所実態調査</w:t>
+              <w:t>事業所実態調査（該当する設問なし）</w:t>
             </w:r>
           </w:p>
         </w:tc>
@@ -6823,7 +6823,7 @@
                 <w:rFonts w:ascii="游ゴシック" w:hAnsi="游ゴシック" w:eastAsia="游ゴシック"/>
                 <w:sz w:val="18"/>
               </w:rPr>
-              <w:t>事業所実態調査</w:t>
+              <w:t>事業所実態調査（該当する設問なし）</w:t>
             </w:r>
           </w:p>
         </w:tc>
@@ -6871,7 +6871,7 @@
           <w:b w:val="0"/>
           <w:sz w:val="17"/>
         </w:rPr>
-        <w:t>「未確保」の4項目（H07・H08・H12・H16）は、在宅介護実態調査及び事業所実態調査を必要とします。この2調査は仕様書4（3）が定める対象4調査に含まれておらず、取扱いの確認を要します（第10節No.3）。「様式整備」の2項目（H09・H10）は、令和9年度に3町共通の記録様式を整備し、令和10年度から実測します。</w:t>
+        <w:t>「未確保」の4項目（H07・H08・H12・H16）は、在宅介護実態調査及び事業所実態調査を必要とします。事業所実態調査は実施済みで回答を受領していますが、受領した事業所票の項目は介護職員数、常勤・非常勤、外国人、派遣、採用・離職であり、H12（必要サービス未充足率）とH16（災害・感染症時のサービス継続率）に対応する設問がありません。在宅介護実態調査（H07・H08）は実施されていません。この4項目は代理指標への振替を要します（第10節No.3）。「様式整備」の2項目（H09・H10）は、令和9年度に3町共通の記録様式を整備し、令和10年度から実測します。</w:t>
       </w:r>
     </w:p>
     <w:p>
@@ -7418,7 +7418,7 @@
                 <w:rFonts w:ascii="游ゴシック" w:hAnsi="游ゴシック" w:eastAsia="游ゴシック"/>
                 <w:sz w:val="18"/>
               </w:rPr>
-              <w:t>在宅介護実態調査・事業所実態調査の取扱い（第10節No.3）</w:t>
+              <w:t>受入困難・BCP等の設問がないため代理指標を要する（第10節No.3）</w:t>
             </w:r>
           </w:p>
         </w:tc>
@@ -13293,7 +13293,7 @@
                 <w:rFonts w:ascii="游ゴシック" w:hAnsi="游ゴシック" w:eastAsia="游ゴシック"/>
                 <w:sz w:val="18"/>
               </w:rPr>
-              <w:t>在宅介護実態調査・事業所実態調査の取扱い</w:t>
+              <w:t>代表KPI H07・H08・H12・H16の代理指標</w:t>
             </w:r>
           </w:p>
         </w:tc>
@@ -13312,7 +13312,7 @@
                 <w:rFonts w:ascii="游ゴシック" w:hAnsi="游ゴシック" w:eastAsia="游ゴシック"/>
                 <w:sz w:val="18"/>
               </w:rPr>
-              <w:t>代表KPI H07・H08・H12・H16。実施しない場合は代理指標への振替を要する</w:t>
+              <w:t>事業所実態調査は回答を受領済みですが、受入困難・縮小意向・BCP等の設問がないためH12・H16を算定できません。在宅介護実態調査（H07・H08）は実施されていません。代理指標へ振り替えるか、指標を落とすかの判断を要します</w:t>
             </w:r>
           </w:p>
         </w:tc>

--- a/output/第10期介護保険事業計画_骨子案.docx
+++ b/output/第10期介護保険事業計画_骨子案.docx
@@ -581,7 +581,7 @@
                 <w:rFonts w:ascii="游ゴシック" w:hAnsi="游ゴシック" w:eastAsia="游ゴシック"/>
                 <w:sz w:val="18"/>
               </w:rPr>
-              <w:t>第11稿まで作成済（暫定）</w:t>
+              <w:t>令和8年8月時点の版まで作成済（暫定）</w:t>
             </w:r>
           </w:p>
         </w:tc>
@@ -941,7 +941,7 @@
           <w:b w:val="0"/>
           <w:sz w:val="17"/>
         </w:rPr>
-        <w:t>本業務では、貸与資料の分析と実施済み調査の集計を先行したため、計画素案が骨子案より先に第11稿まで作成されています。このため本骨子案は素案の要約ではなく、素案の各章が何に基づいているかを整理し、確定していない事項を第10節に集約したものです。本骨子案でご決定いただいた事項は、素案の次稿に反映します。</w:t>
+        <w:t>本業務では、貸与資料の分析と実施済み調査の集計を先行したため、計画素案が骨子案より先に令和8年8月時点の版まで作成されています。このため本骨子案は素案の要約ではなく、素案の各章が何に基づいているかを整理し、確定していない事項を第10節に集約したものです。本骨子案でご決定いただいた事項は、素案の次稿に反映します。</w:t>
       </w:r>
     </w:p>
     <w:p>

--- a/output/第10期介護保険事業計画_骨子案.docx
+++ b/output/第10期介護保険事業計画_骨子案.docx
@@ -1524,7 +1524,7 @@
           <w:rFonts w:ascii="游ゴシック" w:hAnsi="游ゴシック" w:eastAsia="游ゴシック"/>
           <w:sz w:val="20"/>
         </w:rPr>
-        <w:t>要介護3以上の認定率は6.3％で、第9期の目標6.4％を達成しています。一方、実数は564人（令和6年3月末）から580人（令和8年3月末）へ増加しています。</w:t>
+        <w:t>要介護3以上の認定率は6.3％で、第9期の令和7年度目標6.5％を0.2ポイント下回っています（令和8年度の最終目標6.4％も現時点で0.1ポイント下回ります）。一方、実数は564人（令和6年3月末）から580人（令和8年3月末）へ増加しています。</w:t>
       </w:r>
     </w:p>
     <w:p>
@@ -3046,7 +3046,9 @@
                 <w:rFonts w:ascii="游ゴシック" w:hAnsi="游ゴシック" w:eastAsia="游ゴシック"/>
                 <w:sz w:val="18"/>
               </w:rPr>
-              <w:t>令和8年度 6.4％</w:t>
+              <w:t>令和7年度 6.5％</w:t>
+              <w:br/>
+              <w:t>（令和8年度 6.4％）</w:t>
             </w:r>
           </w:p>
         </w:tc>
@@ -3085,7 +3087,7 @@
                 <w:rFonts w:ascii="游ゴシック" w:hAnsi="游ゴシック" w:eastAsia="游ゴシック"/>
                 <w:sz w:val="18"/>
               </w:rPr>
-              <w:t>達成</w:t>
+              <w:t>現時点達成（▲0.2pt）</w:t>
             </w:r>
           </w:p>
         </w:tc>

--- a/output/第10期介護保険事業計画_骨子案.docx
+++ b/output/第10期介護保険事業計画_骨子案.docx
@@ -14309,7 +14309,7 @@
           <w:b w:val="0"/>
           <w:sz w:val="17"/>
         </w:rPr>
-        <w:t>上記のほか、計画素案には［要協議］51箇所、［要確認］14箇所を残しています。全件の一覧は別冊「計画素案の別管理表」及び「業務工程管理表」（確認事項一覧38件、資料提供依頼一覧20件）に収録しています。</w:t>
+        <w:t>上記のほか、計画素案には［要協議］51箇所、［要確認］14箇所を残しています。全件の一覧は別冊「計画素案の別管理表」及び「業務工程管理表」（確認事項一覧42件、資料提供依頼一覧23件）に収録しています。</w:t>
       </w:r>
     </w:p>
     <w:p>
